--- a/8 Project Demonstration/Scalability & Future Plan.docx
+++ b/8 Project Demonstration/Scalability & Future Plan.docx
@@ -250,7 +250,7 @@
                 <w:rFonts w:ascii="Arial MT"/>
                 <w:sz w:val="20"/>
               </w:rPr>
-              <w:t xml:space="preserve">02 October 2026</w:t>
+              <w:t>01/10/2026</w:t>
             </w:r>
           </w:p>
         </w:tc>
@@ -388,6 +388,58 @@
                 <w:sz w:val="20"/>
               </w:rPr>
               <w:t xml:space="preserve">PocketSmart AI</w:t>
+            </w:r>
+          </w:p>
+        </w:tc>
+      </w:tr>
+      <w:tr>
+        <w:trPr>
+          <w:trHeight w:val="399" w:hRule="atLeast"/>
+        </w:trPr>
+        <w:tc>
+          <w:tcPr>
+            <w:tcW w:w="2820" w:type="dxa"/>
+          </w:tcPr>
+          <w:p>
+            <w:pPr>
+              <w:pStyle w:val="TableParagraph"/>
+              <w:spacing w:before="101"/>
+              <w:ind w:left="127"/>
+              <w:rPr>
+                <w:b/>
+                <w:sz w:val="20"/>
+              </w:rPr>
+            </w:pPr>
+            <w:r>
+              <w:rPr>
+                <w:b/>
+                <w:sz w:val="20"/>
+              </w:rPr>
+              <w:t>Guide</w:t>
+            </w:r>
+          </w:p>
+        </w:tc>
+        <w:tc>
+          <w:tcPr>
+            <w:tcW w:w="6820" w:type="dxa"/>
+          </w:tcPr>
+          <w:p>
+            <w:pPr>
+              <w:pStyle w:val="TableParagraph"/>
+              <w:spacing w:before="101"/>
+              <w:ind w:left="143"/>
+              <w:rPr>
+                <w:rFonts w:ascii="Arial MT"/>
+                <w:sz w:val="20"/>
+              </w:rPr>
+            </w:pPr>
+            <w:r>
+              <w:rPr>
+                <w:rFonts w:ascii="Arial MT"/>
+                <w:spacing w:val="-2"/>
+                <w:sz w:val="20"/>
+              </w:rPr>
+              <w:t>N. Indumathi AP/CSE</w:t>
             </w:r>
           </w:p>
         </w:tc>
@@ -543,157 +595,7 @@
       </w:pPr>
       <w:r>
         <w:rPr/>
-        <w:t>This</w:t>
-      </w:r>
-      <w:r>
-        <w:rPr>
-          <w:spacing w:val="-3"/>
-        </w:rPr>
-        <w:t> </w:t>
-      </w:r>
-      <w:r>
-        <w:rPr/>
-        <w:t>document</w:t>
-      </w:r>
-      <w:r>
-        <w:rPr>
-          <w:spacing w:val="-3"/>
-        </w:rPr>
-        <w:t> </w:t>
-      </w:r>
-      <w:r>
-        <w:rPr/>
-        <w:t>outlines</w:t>
-      </w:r>
-      <w:r>
-        <w:rPr>
-          <w:spacing w:val="-3"/>
-        </w:rPr>
-        <w:t> </w:t>
-      </w:r>
-      <w:r>
-        <w:rPr/>
-        <w:t>how</w:t>
-      </w:r>
-      <w:r>
-        <w:rPr>
-          <w:spacing w:val="-3"/>
-        </w:rPr>
-        <w:t> </w:t>
-      </w:r>
-      <w:r>
-        <w:rPr/>
-        <w:t>the</w:t>
-      </w:r>
-      <w:r>
-        <w:rPr>
-          <w:spacing w:val="-3"/>
-        </w:rPr>
-        <w:t> </w:t>
-      </w:r>
-      <w:r>
-        <w:rPr/>
-        <w:t>current</w:t>
-      </w:r>
-      <w:r>
-        <w:rPr>
-          <w:spacing w:val="-3"/>
-        </w:rPr>
-        <w:t> </w:t>
-      </w:r>
-      <w:r>
-        <w:rPr/>
-        <w:t>project</w:t>
-      </w:r>
-      <w:r>
-        <w:rPr>
-          <w:spacing w:val="-3"/>
-        </w:rPr>
-        <w:t> </w:t>
-      </w:r>
-      <w:r>
-        <w:rPr/>
-        <w:t>solution</w:t>
-      </w:r>
-      <w:r>
-        <w:rPr>
-          <w:spacing w:val="-3"/>
-        </w:rPr>
-        <w:t> </w:t>
-      </w:r>
-      <w:r>
-        <w:rPr/>
-        <w:t>can</w:t>
-      </w:r>
-      <w:r>
-        <w:rPr>
-          <w:spacing w:val="-3"/>
-        </w:rPr>
-        <w:t> </w:t>
-      </w:r>
-      <w:r>
-        <w:rPr/>
-        <w:t>be</w:t>
-      </w:r>
-      <w:r>
-        <w:rPr>
-          <w:spacing w:val="-3"/>
-        </w:rPr>
-        <w:t> </w:t>
-      </w:r>
-      <w:r>
-        <w:rPr/>
-        <w:t>scaled</w:t>
-      </w:r>
-      <w:r>
-        <w:rPr>
-          <w:spacing w:val="-3"/>
-        </w:rPr>
-        <w:t> </w:t>
-      </w:r>
-      <w:r>
-        <w:rPr/>
-        <w:t>to</w:t>
-      </w:r>
-      <w:r>
-        <w:rPr>
-          <w:spacing w:val="-3"/>
-        </w:rPr>
-        <w:t> </w:t>
-      </w:r>
-      <w:r>
-        <w:rPr/>
-        <w:t>handle</w:t>
-      </w:r>
-      <w:r>
-        <w:rPr>
-          <w:spacing w:val="-3"/>
-        </w:rPr>
-        <w:t> </w:t>
-      </w:r>
-      <w:r>
-        <w:rPr/>
-        <w:t>larger</w:t>
-      </w:r>
-      <w:r>
-        <w:rPr>
-          <w:spacing w:val="-3"/>
-        </w:rPr>
-        <w:t> </w:t>
-      </w:r>
-      <w:r>
-        <w:rPr/>
-        <w:t>user</w:t>
-      </w:r>
-      <w:r>
-        <w:rPr>
-          <w:spacing w:val="-3"/>
-        </w:rPr>
-        <w:t> </w:t>
-      </w:r>
-      <w:r>
-        <w:rPr/>
-        <w:t>bases, increased data loads, or extended features in the future. It also captures the team's roadmap for enhancing and evolving the project beyond its current state.</w:t>
+        <w:t>This document explains how PocketSmart AI can scale to more users, more data and more features, and gives the team's roadmap beyond the current version.</w:t>
       </w:r>
     </w:p>
     <w:p>
@@ -1006,7 +908,7 @@
                 <w:rFonts w:ascii="Times New Roman"/>
                 <w:sz w:val="18"/>
               </w:rPr>
-              <w:t xml:space="preserve">Trained on synthetic data only</w:t>
+              <w:t>Simulated catalog of 52 items</w:t>
             </w:r>
           </w:p>
         </w:tc>
@@ -1027,7 +929,7 @@
                 <w:rFonts w:ascii="Times New Roman"/>
                 <w:sz w:val="18"/>
               </w:rPr>
-              <w:t xml:space="preserve">Accuracy on real statements is not proven</w:t>
+              <w:t>Limited variety and prices are not live</w:t>
             </w:r>
           </w:p>
         </w:tc>
@@ -1048,7 +950,7 @@
                 <w:rFonts w:ascii="Times New Roman"/>
                 <w:sz w:val="18"/>
               </w:rPr>
-              <w:t xml:space="preserve">High</w:t>
+              <w:t>High</w:t>
             </w:r>
           </w:p>
         </w:tc>
@@ -1098,7 +1000,7 @@
                 <w:rFonts w:ascii="Times New Roman"/>
                 <w:sz w:val="18"/>
               </w:rPr>
-              <w:t xml:space="preserve">No user accounts or database</w:t>
+              <w:t>SQLite file and cookie sessions</w:t>
             </w:r>
           </w:p>
         </w:tc>
@@ -1119,7 +1021,7 @@
                 <w:rFonts w:ascii="Times New Roman"/>
                 <w:sz w:val="18"/>
               </w:rPr>
-              <w:t xml:space="preserve">Cannot store personal history or personalise budgets</w:t>
+              <w:t>Fine for a demo but not for many concurrent users</w:t>
             </w:r>
           </w:p>
         </w:tc>
@@ -1140,7 +1042,7 @@
                 <w:rFonts w:ascii="Times New Roman"/>
                 <w:sz w:val="18"/>
               </w:rPr>
-              <w:t xml:space="preserve">High</w:t>
+              <w:t>Medium</w:t>
             </w:r>
           </w:p>
         </w:tc>
@@ -1190,7 +1092,7 @@
                 <w:rFonts w:ascii="Times New Roman"/>
                 <w:sz w:val="18"/>
               </w:rPr>
-              <w:t xml:space="preserve">Depends on one external LLM API and a cold-starting container</w:t>
+              <w:t>Depends on one external LLM API (key, quota, model names)</w:t>
             </w:r>
           </w:p>
         </w:tc>
@@ -1211,7 +1113,7 @@
                 <w:rFonts w:ascii="Times New Roman"/>
                 <w:sz w:val="18"/>
               </w:rPr>
-              <w:t xml:space="preserve">Slow first response and advice limited by API quota</w:t>
+              <w:t>Falls back to a rule-based plan; AI quality varies</w:t>
             </w:r>
           </w:p>
         </w:tc>
@@ -1232,7 +1134,7 @@
                 <w:rFonts w:ascii="Times New Roman"/>
                 <w:sz w:val="18"/>
               </w:rPr>
-              <w:t xml:space="preserve">Medium</w:t>
+              <w:t>Medium</w:t>
             </w:r>
           </w:p>
         </w:tc>
@@ -1475,15 +1377,7 @@
                 <w:rFonts w:ascii="Arial MT"/>
                 <w:sz w:val="18"/>
               </w:rPr>
-              <w:t>User </w:t>
-            </w:r>
-            <w:r>
-              <w:rPr>
-                <w:rFonts w:ascii="Arial MT"/>
-                <w:spacing w:val="-4"/>
-                <w:sz w:val="18"/>
-              </w:rPr>
-              <w:t>Load</w:t>
+              <w:t>User Load</w:t>
             </w:r>
           </w:p>
         </w:tc>
@@ -1504,7 +1398,7 @@
                 <w:rFonts w:ascii="Times New Roman"/>
                 <w:sz w:val="18"/>
               </w:rPr>
-              <w:t xml:space="preserve">Single demo user, one Cloud Run container</w:t>
+              <w:t>Single Uvicorn process; 50 concurrent users handled with 0% errors in the load test</w:t>
             </w:r>
           </w:p>
         </w:tc>
@@ -1525,7 +1419,7 @@
                 <w:rFonts w:ascii="Times New Roman"/>
                 <w:sz w:val="18"/>
               </w:rPr>
-              <w:t xml:space="preserve">Cloud Run autoscaling with a higher max-instances setting and a warm minimum instance</w:t>
+              <w:t>Docker image on Cloud Run with several workers and autoscaling</w:t>
             </w:r>
           </w:p>
         </w:tc>
@@ -1577,15 +1471,7 @@
                 <w:rFonts w:ascii="Arial MT"/>
                 <w:sz w:val="18"/>
               </w:rPr>
-              <w:t>Data </w:t>
-            </w:r>
-            <w:r>
-              <w:rPr>
-                <w:rFonts w:ascii="Arial MT"/>
-                <w:spacing w:val="-2"/>
-                <w:sz w:val="18"/>
-              </w:rPr>
-              <w:t>Storage</w:t>
+              <w:t>Data Storage</w:t>
             </w:r>
           </w:p>
         </w:tc>
@@ -1606,7 +1492,7 @@
                 <w:rFonts w:ascii="Times New Roman"/>
                 <w:sz w:val="18"/>
               </w:rPr>
-              <w:t xml:space="preserve">CSV and JSON files</w:t>
+              <w:t>One SQLite file for users and history</w:t>
             </w:r>
           </w:p>
         </w:tc>
@@ -1627,7 +1513,7 @@
                 <w:rFonts w:ascii="Times New Roman"/>
                 <w:sz w:val="18"/>
               </w:rPr>
-              <w:t xml:space="preserve">Move to Cloud SQL or Firestore with per-user records</w:t>
+              <w:t>Cloud SQL or Firestore with per-user indexes</w:t>
             </w:r>
           </w:p>
         </w:tc>
@@ -1701,7 +1587,7 @@
                 <w:rFonts w:ascii="Times New Roman"/>
                 <w:sz w:val="18"/>
               </w:rPr>
-              <w:t xml:space="preserve">Models load once per container; Gemini replies cached</w:t>
+              <w:t>Fallback plans return in about 0.06 s; Gemini latency dominates when AI is used</w:t>
             </w:r>
           </w:p>
         </w:tc>
@@ -1722,7 +1608,7 @@
                 <w:rFonts w:ascii="Times New Roman"/>
                 <w:sz w:val="18"/>
               </w:rPr>
-              <w:t xml:space="preserve">Shared cache (Redis or Firestore), batch classification, scheduled retraining</w:t>
+              <w:t>Cache repeated requests, async Gemini calls and stricter response schemas</w:t>
             </w:r>
           </w:p>
         </w:tc>
@@ -1796,7 +1682,7 @@
                 <w:rFonts w:ascii="Times New Roman"/>
                 <w:sz w:val="18"/>
               </w:rPr>
-              <w:t xml:space="preserve">API key in env var, no user login</w:t>
+              <w:t>PBKDF2 passwords, HttpOnly JWT cookie, secrets in .env</w:t>
             </w:r>
           </w:p>
         </w:tc>
@@ -1817,7 +1703,7 @@
                 <w:rFonts w:ascii="Times New Roman"/>
                 <w:sz w:val="18"/>
               </w:rPr>
-              <w:t xml:space="preserve">User authentication, per-user access control, encrypted storage and DPDP-aligned consent</w:t>
+              <w:t>HTTPS-only cookies, CSRF protection, rate limiting and Secret Manager</w:t>
             </w:r>
           </w:p>
         </w:tc>
@@ -2089,7 +1975,7 @@
                 <w:rFonts w:ascii="Arial MT"/>
                 <w:sz w:val="18"/>
               </w:rPr>
-              <w:t xml:space="preserve">Phase 2</w:t>
+              <w:t>Phase 2</w:t>
             </w:r>
           </w:p>
         </w:tc>
@@ -2110,7 +1996,7 @@
                 <w:rFonts w:ascii="Times New Roman"/>
                 <w:sz w:val="18"/>
               </w:rPr>
-              <w:t xml:space="preserve">Import real bank or UPI statements (CSV/PDF) and validate on real labelled data</w:t>
+              <w:t>Live product data through official affiliate or partner APIs with price tracking</w:t>
             </w:r>
           </w:p>
         </w:tc>
@@ -2131,7 +2017,7 @@
                 <w:rFonts w:ascii="Times New Roman"/>
                 <w:sz w:val="18"/>
               </w:rPr>
-              <w:t xml:space="preserve">Next 1 to 2 months</w:t>
+              <w:t>Next 1 to 2 months</w:t>
             </w:r>
           </w:p>
         </w:tc>
@@ -2152,7 +2038,7 @@
                 <w:rFonts w:ascii="Times New Roman"/>
                 <w:sz w:val="18"/>
               </w:rPr>
-              <w:t xml:space="preserve">Proves accuracy on real spending</w:t>
+              <w:t>Real prices and links</w:t>
             </w:r>
           </w:p>
         </w:tc>
@@ -2180,7 +2066,7 @@
                 <w:rFonts w:ascii="Arial MT"/>
                 <w:sz w:val="18"/>
               </w:rPr>
-              <w:t xml:space="preserve">Phase 3</w:t>
+              <w:t>Phase 3</w:t>
             </w:r>
           </w:p>
         </w:tc>
@@ -2201,7 +2087,7 @@
                 <w:rFonts w:ascii="Times New Roman"/>
                 <w:sz w:val="18"/>
               </w:rPr>
-              <w:t xml:space="preserve">User accounts, database, personalised budgets and savings goals</w:t>
+              <w:t>More planners (travel, wardrobe, gifts) and spending charts on the dashboard</w:t>
             </w:r>
           </w:p>
         </w:tc>
@@ -2222,7 +2108,7 @@
                 <w:rFonts w:ascii="Times New Roman"/>
                 <w:sz w:val="18"/>
               </w:rPr>
-              <w:t xml:space="preserve">3 to 5 months</w:t>
+              <w:t>3 to 5 months</w:t>
             </w:r>
           </w:p>
         </w:tc>
@@ -2243,7 +2129,7 @@
                 <w:rFonts w:ascii="Times New Roman"/>
                 <w:sz w:val="18"/>
               </w:rPr>
-              <w:t xml:space="preserve">Turns the demo into a usable product</w:t>
+              <w:t>More use cases and better insight</w:t>
             </w:r>
           </w:p>
         </w:tc>
@@ -2271,7 +2157,7 @@
                 <w:rFonts w:ascii="Arial MT"/>
                 <w:sz w:val="18"/>
               </w:rPr>
-              <w:t xml:space="preserve">Phase 4</w:t>
+              <w:t>Phase 4</w:t>
             </w:r>
           </w:p>
         </w:tc>
@@ -2292,7 +2178,7 @@
                 <w:rFonts w:ascii="Times New Roman"/>
                 <w:sz w:val="18"/>
               </w:rPr>
-              <w:t xml:space="preserve">Mobile app and multilingual advice (Tamil, Hindi, English)</w:t>
+              <w:t>Docker and Cloud Run deployment, managed database, email verification, Gemini function calling</w:t>
             </w:r>
           </w:p>
         </w:tc>
@@ -2313,7 +2199,7 @@
                 <w:rFonts w:ascii="Times New Roman"/>
                 <w:sz w:val="18"/>
               </w:rPr>
-              <w:t xml:space="preserve">6 to 9 months</w:t>
+              <w:t>6 to 9 months</w:t>
             </w:r>
           </w:p>
         </w:tc>
@@ -2334,7 +2220,7 @@
                 <w:rFonts w:ascii="Times New Roman"/>
                 <w:sz w:val="18"/>
               </w:rPr>
-              <w:t xml:space="preserve">Reaches more users in India</w:t>
+              <w:t>Production-ready service</w:t>
             </w:r>
           </w:p>
         </w:tc>
